--- a/CRUDEX/StaticFiles/Assets/CRUDEX_Novissimo.docx
+++ b/CRUDEX/StaticFiles/Assets/CRUDEX_Novissimo.docx
@@ -15,8 +15,72 @@
           <w:b/>
           <w:bCs/>
         </w:rPr>
-        <w:t>BANCO-DE-DADOS CRUDEX</w:t>
-      </w:r>
+        <w:t>SISTEMA CRUDEX</w:t>
+      </w:r>
+    </w:p>
+    <w:p>
+      <w:pPr>
+        <w:jc w:val="both"/>
+        <w:rPr>
+          <w:b/>
+          <w:bCs/>
+        </w:rPr>
+      </w:pPr>
+    </w:p>
+    <w:p>
+      <w:pPr>
+        <w:jc w:val="both"/>
+        <w:rPr>
+          <w:b/>
+          <w:bCs/>
+        </w:rPr>
+      </w:pPr>
+      <w:r>
+        <w:rPr>
+          <w:b/>
+          <w:bCs/>
+        </w:rPr>
+        <w:t>Introdução</w:t>
+      </w:r>
+    </w:p>
+    <w:p>
+      <w:pPr>
+        <w:jc w:val="both"/>
+      </w:pPr>
+      <w:r>
+        <w:t>O CRUDEX representa um retorno ao paradigma d</w:t>
+      </w:r>
+      <w:r>
+        <w:t>as</w:t>
+      </w:r>
+      <w:r>
+        <w:t xml:space="preserve"> 3 camadas, paradigma este utilizado no mainframe, centralizando no banco-de-dados toda a inteligência do sistema de informação.</w:t>
+      </w:r>
+    </w:p>
+    <w:p>
+      <w:pPr>
+        <w:jc w:val="both"/>
+      </w:pPr>
+      <w:r>
+        <w:t>Nesse paradigma, o frontend é a primeira camada, o SGBD é a segunda camada e o arquivo do banco-de-dados em disco é a terceira camada.</w:t>
+      </w:r>
+    </w:p>
+    <w:p>
+      <w:pPr>
+        <w:jc w:val="both"/>
+      </w:pPr>
+      <w:r>
+        <w:t>O CRUDEX gera dinamicamente no frontend as telas de login, menu principal, grid e formulários (simples ou mestre-detalhe) através de metadados que descrevem o sistema de informação sendo executado.</w:t>
+      </w:r>
+    </w:p>
+    <w:p>
+      <w:pPr>
+        <w:jc w:val="both"/>
+        <w:rPr>
+          <w:b/>
+          <w:bCs/>
+        </w:rPr>
+      </w:pPr>
     </w:p>
     <w:p>
       <w:pPr>
@@ -25,6 +89,7 @@
           <w:ilvl w:val="0"/>
           <w:numId w:val="9"/>
         </w:numPr>
+        <w:jc w:val="both"/>
         <w:rPr>
           <w:b/>
           <w:bCs/>
@@ -41,6 +106,7 @@
     <w:p>
       <w:pPr>
         <w:pStyle w:val="PargrafodaLista"/>
+        <w:jc w:val="both"/>
       </w:pPr>
       <w:r>
         <w:t>Lista dos clientes do sistema CRUDEX.</w:t>
@@ -49,6 +115,7 @@
     <w:p>
       <w:pPr>
         <w:pStyle w:val="PargrafodaLista"/>
+        <w:jc w:val="both"/>
       </w:pPr>
       <w:r>
         <w:t>A tabela contém o nome fantasia do cliente, o logotipo do cliente e o status de ativo ou inativo</w:t>
@@ -60,14 +127,18 @@
     <w:p>
       <w:pPr>
         <w:pStyle w:val="PargrafodaLista"/>
+        <w:jc w:val="both"/>
       </w:pPr>
     </w:p>
     <w:p>
       <w:pPr>
         <w:pStyle w:val="PargrafodaLista"/>
-        <w:jc w:val="center"/>
-      </w:pPr>
-      <w:r>
+        <w:jc w:val="both"/>
+      </w:pPr>
+      <w:r>
+        <w:rPr>
+          <w:noProof/>
+        </w:rPr>
         <w:drawing>
           <wp:inline distT="0" distB="0" distL="0" distR="0" wp14:anchorId="18119DA6" wp14:editId="3E3CE30B">
             <wp:extent cx="5400040" cy="600710"/>
@@ -112,6 +183,7 @@
           <w:ilvl w:val="0"/>
           <w:numId w:val="9"/>
         </w:numPr>
+        <w:jc w:val="both"/>
         <w:rPr>
           <w:b/>
           <w:bCs/>
@@ -128,6 +200,7 @@
     <w:p>
       <w:pPr>
         <w:pStyle w:val="PargrafodaLista"/>
+        <w:jc w:val="both"/>
       </w:pPr>
       <w:r>
         <w:t>Lista dos sistemas gerenciadores de bancos-de-dados disponíveis para o CRUDEX.</w:t>
@@ -136,6 +209,7 @@
     <w:p>
       <w:pPr>
         <w:pStyle w:val="PargrafodaLista"/>
+        <w:jc w:val="both"/>
       </w:pPr>
       <w:r>
         <w:t>Para um SGBD fazer parte dessa lista ele precisa ter suporte a stored procedures</w:t>
@@ -174,6 +248,7 @@
     <w:p>
       <w:pPr>
         <w:pStyle w:val="PargrafodaLista"/>
+        <w:jc w:val="both"/>
       </w:pPr>
       <w:r>
         <w:t>A tabela contém o nome popular que identifica o SGBD e o status de ativo ou inativo, significando que o SGBD está disponível ou indisponível para uso no CRUDEX.</w:t>
@@ -182,9 +257,12 @@
     <w:p>
       <w:pPr>
         <w:pStyle w:val="PargrafodaLista"/>
-        <w:jc w:val="center"/>
-      </w:pPr>
-      <w:r>
+        <w:jc w:val="both"/>
+      </w:pPr>
+      <w:r>
+        <w:rPr>
+          <w:noProof/>
+        </w:rPr>
         <w:drawing>
           <wp:inline distT="0" distB="0" distL="0" distR="0" wp14:anchorId="1F8C3F0F" wp14:editId="787E1304">
             <wp:extent cx="2324424" cy="2543530"/>
@@ -229,6 +307,7 @@
           <w:ilvl w:val="0"/>
           <w:numId w:val="9"/>
         </w:numPr>
+        <w:jc w:val="both"/>
       </w:pPr>
     </w:p>
     <w:sectPr>

--- a/CRUDEX/StaticFiles/Assets/CRUDEX_Novissimo.docx
+++ b/CRUDEX/StaticFiles/Assets/CRUDEX_Novissimo.docx
@@ -62,7 +62,15 @@
         <w:jc w:val="both"/>
       </w:pPr>
       <w:r>
-        <w:t>Nesse paradigma, o frontend é a primeira camada, o SGBD é a segunda camada e o arquivo do banco-de-dados em disco é a terceira camada.</w:t>
+        <w:t xml:space="preserve">Nesse paradigma, o </w:t>
+      </w:r>
+      <w:proofErr w:type="spellStart"/>
+      <w:r>
+        <w:t>frontend</w:t>
+      </w:r>
+      <w:proofErr w:type="spellEnd"/>
+      <w:r>
+        <w:t xml:space="preserve"> é a primeira camada, o SGBD é a segunda camada e o arquivo do banco-de-dados em disco é a terceira camada.</w:t>
       </w:r>
     </w:p>
     <w:p>
@@ -70,17 +78,16 @@
         <w:jc w:val="both"/>
       </w:pPr>
       <w:r>
-        <w:t>O CRUDEX gera dinamicamente no frontend as telas de login, menu principal, grid e formulários (simples ou mestre-detalhe) através de metadados que descrevem o sistema de informação sendo executado.</w:t>
-      </w:r>
-    </w:p>
-    <w:p>
-      <w:pPr>
-        <w:jc w:val="both"/>
-        <w:rPr>
-          <w:b/>
-          <w:bCs/>
-        </w:rPr>
-      </w:pPr>
+        <w:t xml:space="preserve">O CRUDEX gera dinamicamente no </w:t>
+      </w:r>
+      <w:proofErr w:type="spellStart"/>
+      <w:r>
+        <w:t>frontend</w:t>
+      </w:r>
+      <w:proofErr w:type="spellEnd"/>
+      <w:r>
+        <w:t xml:space="preserve"> as telas de login, menu principal, grid e formulários (simples ou mestre-detalhe) através de metadados que descrevem o sistema de informação sendo executado.</w:t>
+      </w:r>
     </w:p>
     <w:p>
       <w:pPr>
@@ -95,13 +102,15 @@
           <w:bCs/>
         </w:rPr>
       </w:pPr>
+      <w:proofErr w:type="spellStart"/>
       <w:r>
         <w:rPr>
           <w:b/>
           <w:bCs/>
         </w:rPr>
-        <w:t>Clients</w:t>
-      </w:r>
+        <w:t>Categories</w:t>
+      </w:r>
+      <w:proofErr w:type="spellEnd"/>
     </w:p>
     <w:p>
       <w:pPr>
@@ -109,7 +118,7 @@
         <w:jc w:val="both"/>
       </w:pPr>
       <w:r>
-        <w:t>Lista dos clientes do sistema CRUDEX.</w:t>
+        <w:t>Lista de categorias de tipos de dados do SGBD.</w:t>
       </w:r>
     </w:p>
     <w:p>
@@ -118,10 +127,7 @@
         <w:jc w:val="both"/>
       </w:pPr>
       <w:r>
-        <w:t>A tabela contém o nome fantasia do cliente, o logotipo do cliente e o status de ativo ou inativo</w:t>
-      </w:r>
-      <w:r>
-        <w:t>, significando que o cliente está autorizado ou não a usar o sistema.</w:t>
+        <w:t>Essa classificação dos tipos de dados é necessária para controle pelo CRUDEX de quais tipos aceitam valores default, máximo, mínimo, máscara e outros.</w:t>
       </w:r>
     </w:p>
     <w:p>
@@ -129,21 +135,12 @@
         <w:pStyle w:val="PargrafodaLista"/>
         <w:jc w:val="both"/>
       </w:pPr>
-    </w:p>
-    <w:p>
-      <w:pPr>
-        <w:pStyle w:val="PargrafodaLista"/>
-        <w:jc w:val="both"/>
-      </w:pPr>
-      <w:r>
-        <w:rPr>
-          <w:noProof/>
-        </w:rPr>
+      <w:r>
         <w:drawing>
-          <wp:inline distT="0" distB="0" distL="0" distR="0" wp14:anchorId="18119DA6" wp14:editId="3E3CE30B">
-            <wp:extent cx="5400040" cy="600710"/>
-            <wp:effectExtent l="0" t="0" r="0" b="8890"/>
-            <wp:docPr id="1232208587" name="Imagem 1"/>
+          <wp:inline distT="0" distB="0" distL="0" distR="0" wp14:anchorId="79095F1F" wp14:editId="48EA199F">
+            <wp:extent cx="5400040" cy="1300480"/>
+            <wp:effectExtent l="0" t="0" r="0" b="0"/>
+            <wp:docPr id="526057730" name="Imagem 1" descr="Tela de computador com texto preto sobre fundo branco&#10;&#10;O conteúdo gerado por IA pode estar incorreto."/>
             <wp:cNvGraphicFramePr>
               <a:graphicFrameLocks xmlns:a="http://schemas.openxmlformats.org/drawingml/2006/main" noChangeAspect="1"/>
             </wp:cNvGraphicFramePr>
@@ -151,7 +148,7 @@
               <a:graphicData uri="http://schemas.openxmlformats.org/drawingml/2006/picture">
                 <pic:pic xmlns:pic="http://schemas.openxmlformats.org/drawingml/2006/picture">
                   <pic:nvPicPr>
-                    <pic:cNvPr id="1232208587" name=""/>
+                    <pic:cNvPr id="526057730" name="Imagem 1" descr="Tela de computador com texto preto sobre fundo branco&#10;&#10;O conteúdo gerado por IA pode estar incorreto."/>
                     <pic:cNvPicPr/>
                   </pic:nvPicPr>
                   <pic:blipFill>
@@ -163,7 +160,7 @@
                   <pic:spPr>
                     <a:xfrm>
                       <a:off x="0" y="0"/>
-                      <a:ext cx="5400040" cy="600710"/>
+                      <a:ext cx="5400040" cy="1300480"/>
                     </a:xfrm>
                     <a:prstGeom prst="rect">
                       <a:avLst/>
@@ -189,13 +186,15 @@
           <w:bCs/>
         </w:rPr>
       </w:pPr>
+      <w:proofErr w:type="spellStart"/>
       <w:r>
         <w:rPr>
           <w:b/>
           <w:bCs/>
         </w:rPr>
-        <w:t>Engines</w:t>
-      </w:r>
+        <w:t>Comparators</w:t>
+      </w:r>
+      <w:proofErr w:type="spellEnd"/>
     </w:p>
     <w:p>
       <w:pPr>
@@ -203,7 +202,10 @@
         <w:jc w:val="both"/>
       </w:pPr>
       <w:r>
-        <w:t>Lista dos sistemas gerenciadores de bancos-de-dados disponíveis para o CRUDEX.</w:t>
+        <w:t>Lista de comparadores utilizados</w:t>
+      </w:r>
+      <w:r>
+        <w:t xml:space="preserve"> em condições lógicas de comparação.</w:t>
       </w:r>
     </w:p>
     <w:p>
@@ -212,62 +214,11 @@
         <w:jc w:val="both"/>
       </w:pPr>
       <w:r>
-        <w:t>Para um SGBD fazer parte dessa lista ele precisa ter suporte a stored procedures</w:t>
-      </w:r>
-      <w:r>
-        <w:t xml:space="preserve"> e</w:t>
-      </w:r>
-      <w:r>
-        <w:t xml:space="preserve"> </w:t>
-      </w:r>
-      <w:r>
-        <w:t>funções</w:t>
-      </w:r>
-      <w:r>
-        <w:t xml:space="preserve"> d</w:t>
-      </w:r>
-      <w:r>
-        <w:t>e</w:t>
-      </w:r>
-      <w:r>
-        <w:t xml:space="preserve"> usuário</w:t>
-      </w:r>
-      <w:r>
-        <w:t>.</w:t>
-      </w:r>
-      <w:r>
-        <w:t xml:space="preserve"> O suporte a JSON pode ser nativo ou </w:t>
-      </w:r>
-      <w:r>
-        <w:t>implementado através de</w:t>
-      </w:r>
-      <w:r>
-        <w:t xml:space="preserve"> funções de usuário.</w:t>
-      </w:r>
-    </w:p>
-    <w:p>
-      <w:pPr>
-        <w:pStyle w:val="PargrafodaLista"/>
-        <w:jc w:val="both"/>
-      </w:pPr>
-      <w:r>
-        <w:t>A tabela contém o nome popular que identifica o SGBD e o status de ativo ou inativo, significando que o SGBD está disponível ou indisponível para uso no CRUDEX.</w:t>
-      </w:r>
-    </w:p>
-    <w:p>
-      <w:pPr>
-        <w:pStyle w:val="PargrafodaLista"/>
-        <w:jc w:val="both"/>
-      </w:pPr>
-      <w:r>
-        <w:rPr>
-          <w:noProof/>
-        </w:rPr>
         <w:drawing>
-          <wp:inline distT="0" distB="0" distL="0" distR="0" wp14:anchorId="1F8C3F0F" wp14:editId="787E1304">
-            <wp:extent cx="2324424" cy="2543530"/>
-            <wp:effectExtent l="0" t="0" r="0" b="9525"/>
-            <wp:docPr id="1976187915" name="Imagem 1" descr="Tabela, Excel&#10;&#10;O conteúdo gerado por IA pode estar incorreto."/>
+          <wp:inline distT="0" distB="0" distL="0" distR="0" wp14:anchorId="286721D3" wp14:editId="0CCF7295">
+            <wp:extent cx="3362794" cy="3505689"/>
+            <wp:effectExtent l="0" t="0" r="9525" b="0"/>
+            <wp:docPr id="1170739140" name="Imagem 1" descr="Tabela&#10;&#10;O conteúdo gerado por IA pode estar incorreto."/>
             <wp:cNvGraphicFramePr>
               <a:graphicFrameLocks xmlns:a="http://schemas.openxmlformats.org/drawingml/2006/main" noChangeAspect="1"/>
             </wp:cNvGraphicFramePr>
@@ -275,7 +226,7 @@
               <a:graphicData uri="http://schemas.openxmlformats.org/drawingml/2006/picture">
                 <pic:pic xmlns:pic="http://schemas.openxmlformats.org/drawingml/2006/picture">
                   <pic:nvPicPr>
-                    <pic:cNvPr id="1976187915" name="Imagem 1" descr="Tabela, Excel&#10;&#10;O conteúdo gerado por IA pode estar incorreto."/>
+                    <pic:cNvPr id="1170739140" name="Imagem 1" descr="Tabela&#10;&#10;O conteúdo gerado por IA pode estar incorreto."/>
                     <pic:cNvPicPr/>
                   </pic:nvPicPr>
                   <pic:blipFill>
@@ -287,7 +238,7 @@
                   <pic:spPr>
                     <a:xfrm>
                       <a:off x="0" y="0"/>
-                      <a:ext cx="2324424" cy="2543530"/>
+                      <a:ext cx="3362794" cy="3505689"/>
                     </a:xfrm>
                     <a:prstGeom prst="rect">
                       <a:avLst/>
@@ -307,6 +258,153 @@
           <w:ilvl w:val="0"/>
           <w:numId w:val="9"/>
         </w:numPr>
+        <w:jc w:val="both"/>
+        <w:rPr>
+          <w:b/>
+          <w:bCs/>
+        </w:rPr>
+      </w:pPr>
+      <w:proofErr w:type="spellStart"/>
+      <w:r>
+        <w:rPr>
+          <w:b/>
+          <w:bCs/>
+        </w:rPr>
+        <w:t>Rules</w:t>
+      </w:r>
+      <w:proofErr w:type="spellEnd"/>
+    </w:p>
+    <w:p>
+      <w:pPr>
+        <w:pStyle w:val="PargrafodaLista"/>
+        <w:jc w:val="both"/>
+      </w:pPr>
+      <w:r>
+        <w:t>Lista de comparadores válidos por categorias.</w:t>
+      </w:r>
+    </w:p>
+    <w:p>
+      <w:pPr>
+        <w:pStyle w:val="PargrafodaLista"/>
+        <w:jc w:val="both"/>
+      </w:pPr>
+      <w:r>
+        <w:lastRenderedPageBreak/>
+        <w:drawing>
+          <wp:inline distT="0" distB="0" distL="0" distR="0" wp14:anchorId="63845CA3" wp14:editId="2CEF3882">
+            <wp:extent cx="5400040" cy="5340985"/>
+            <wp:effectExtent l="0" t="0" r="0" b="0"/>
+            <wp:docPr id="397649397" name="Imagem 1" descr="Tabela&#10;&#10;O conteúdo gerado por IA pode estar incorreto."/>
+            <wp:cNvGraphicFramePr>
+              <a:graphicFrameLocks xmlns:a="http://schemas.openxmlformats.org/drawingml/2006/main" noChangeAspect="1"/>
+            </wp:cNvGraphicFramePr>
+            <a:graphic xmlns:a="http://schemas.openxmlformats.org/drawingml/2006/main">
+              <a:graphicData uri="http://schemas.openxmlformats.org/drawingml/2006/picture">
+                <pic:pic xmlns:pic="http://schemas.openxmlformats.org/drawingml/2006/picture">
+                  <pic:nvPicPr>
+                    <pic:cNvPr id="397649397" name="Imagem 1" descr="Tabela&#10;&#10;O conteúdo gerado por IA pode estar incorreto."/>
+                    <pic:cNvPicPr/>
+                  </pic:nvPicPr>
+                  <pic:blipFill>
+                    <a:blip r:embed="rId7"/>
+                    <a:stretch>
+                      <a:fillRect/>
+                    </a:stretch>
+                  </pic:blipFill>
+                  <pic:spPr>
+                    <a:xfrm>
+                      <a:off x="0" y="0"/>
+                      <a:ext cx="5400040" cy="5340985"/>
+                    </a:xfrm>
+                    <a:prstGeom prst="rect">
+                      <a:avLst/>
+                    </a:prstGeom>
+                  </pic:spPr>
+                </pic:pic>
+              </a:graphicData>
+            </a:graphic>
+          </wp:inline>
+        </w:drawing>
+      </w:r>
+    </w:p>
+    <w:p>
+      <w:pPr>
+        <w:pStyle w:val="PargrafodaLista"/>
+        <w:numPr>
+          <w:ilvl w:val="0"/>
+          <w:numId w:val="9"/>
+        </w:numPr>
+        <w:jc w:val="both"/>
+        <w:rPr>
+          <w:b/>
+          <w:bCs/>
+        </w:rPr>
+      </w:pPr>
+      <w:proofErr w:type="spellStart"/>
+      <w:r>
+        <w:rPr>
+          <w:b/>
+          <w:bCs/>
+        </w:rPr>
+        <w:t>Engines</w:t>
+      </w:r>
+      <w:proofErr w:type="spellEnd"/>
+    </w:p>
+    <w:p>
+      <w:pPr>
+        <w:pStyle w:val="PargrafodaLista"/>
+        <w:jc w:val="both"/>
+      </w:pPr>
+      <w:r>
+        <w:t>Lista dos sistemas gerenciadores de bancos-de-dados suportados pelo CRUDEX.</w:t>
+      </w:r>
+    </w:p>
+    <w:p>
+      <w:pPr>
+        <w:pStyle w:val="PargrafodaLista"/>
+        <w:jc w:val="both"/>
+      </w:pPr>
+      <w:r>
+        <w:drawing>
+          <wp:inline distT="0" distB="0" distL="0" distR="0" wp14:anchorId="361D37E2" wp14:editId="0A28BCBE">
+            <wp:extent cx="5400040" cy="2315210"/>
+            <wp:effectExtent l="0" t="0" r="0" b="8890"/>
+            <wp:docPr id="918215277" name="Imagem 1"/>
+            <wp:cNvGraphicFramePr>
+              <a:graphicFrameLocks xmlns:a="http://schemas.openxmlformats.org/drawingml/2006/main" noChangeAspect="1"/>
+            </wp:cNvGraphicFramePr>
+            <a:graphic xmlns:a="http://schemas.openxmlformats.org/drawingml/2006/main">
+              <a:graphicData uri="http://schemas.openxmlformats.org/drawingml/2006/picture">
+                <pic:pic xmlns:pic="http://schemas.openxmlformats.org/drawingml/2006/picture">
+                  <pic:nvPicPr>
+                    <pic:cNvPr id="918215277" name=""/>
+                    <pic:cNvPicPr/>
+                  </pic:nvPicPr>
+                  <pic:blipFill>
+                    <a:blip r:embed="rId8"/>
+                    <a:stretch>
+                      <a:fillRect/>
+                    </a:stretch>
+                  </pic:blipFill>
+                  <pic:spPr>
+                    <a:xfrm>
+                      <a:off x="0" y="0"/>
+                      <a:ext cx="5400040" cy="2315210"/>
+                    </a:xfrm>
+                    <a:prstGeom prst="rect">
+                      <a:avLst/>
+                    </a:prstGeom>
+                  </pic:spPr>
+                </pic:pic>
+              </a:graphicData>
+            </a:graphic>
+          </wp:inline>
+        </w:drawing>
+      </w:r>
+    </w:p>
+    <w:p>
+      <w:pPr>
+        <w:pStyle w:val="PargrafodaLista"/>
         <w:jc w:val="both"/>
       </w:pPr>
     </w:p>

--- a/CRUDEX/StaticFiles/Assets/CRUDEX_Novissimo.docx
+++ b/CRUDEX/StaticFiles/Assets/CRUDEX_Novissimo.docx
@@ -17,15 +17,6 @@
         </w:rPr>
         <w:t>SISTEMA CRUDEX</w:t>
       </w:r>
-    </w:p>
-    <w:p>
-      <w:pPr>
-        <w:jc w:val="both"/>
-        <w:rPr>
-          <w:b/>
-          <w:bCs/>
-        </w:rPr>
-      </w:pPr>
     </w:p>
     <w:p>
       <w:pPr>
@@ -62,15 +53,7 @@
         <w:jc w:val="both"/>
       </w:pPr>
       <w:r>
-        <w:t xml:space="preserve">Nesse paradigma, o </w:t>
-      </w:r>
-      <w:proofErr w:type="spellStart"/>
-      <w:r>
-        <w:t>frontend</w:t>
-      </w:r>
-      <w:proofErr w:type="spellEnd"/>
-      <w:r>
-        <w:t xml:space="preserve"> é a primeira camada, o SGBD é a segunda camada e o arquivo do banco-de-dados em disco é a terceira camada.</w:t>
+        <w:t>Nesse paradigma, o frontend é a primeira camada, o SGBD é a segunda camada e o arquivo do banco-de-dados em disco é a terceira camada.</w:t>
       </w:r>
     </w:p>
     <w:p>
@@ -78,15 +61,23 @@
         <w:jc w:val="both"/>
       </w:pPr>
       <w:r>
-        <w:t xml:space="preserve">O CRUDEX gera dinamicamente no </w:t>
+        <w:t>O CRUDEX gera dinamicamente no frontend as telas de login, menu principal, grid e formulários (simples ou mestre-detalhe) através de metadados que descrevem o sistema de informação sendo executado.</w:t>
       </w:r>
-      <w:proofErr w:type="spellStart"/>
+    </w:p>
+    <w:p>
+      <w:pPr>
+        <w:jc w:val="both"/>
+        <w:rPr>
+          <w:b/>
+          <w:bCs/>
+        </w:rPr>
+      </w:pPr>
       <w:r>
-        <w:t>frontend</w:t>
-      </w:r>
-      <w:proofErr w:type="spellEnd"/>
-      <w:r>
-        <w:t xml:space="preserve"> as telas de login, menu principal, grid e formulários (simples ou mestre-detalhe) através de metadados que descrevem o sistema de informação sendo executado.</w:t>
+        <w:rPr>
+          <w:b/>
+          <w:bCs/>
+        </w:rPr>
+        <w:t>Metadados</w:t>
       </w:r>
     </w:p>
     <w:p>
@@ -102,7 +93,6 @@
           <w:bCs/>
         </w:rPr>
       </w:pPr>
-      <w:proofErr w:type="spellStart"/>
       <w:r>
         <w:rPr>
           <w:b/>
@@ -110,7 +100,6 @@
         </w:rPr>
         <w:t>Categories</w:t>
       </w:r>
-      <w:proofErr w:type="spellEnd"/>
     </w:p>
     <w:p>
       <w:pPr>
@@ -136,6 +125,9 @@
         <w:jc w:val="both"/>
       </w:pPr>
       <w:r>
+        <w:rPr>
+          <w:noProof/>
+        </w:rPr>
         <w:drawing>
           <wp:inline distT="0" distB="0" distL="0" distR="0" wp14:anchorId="79095F1F" wp14:editId="48EA199F">
             <wp:extent cx="5400040" cy="1300480"/>
@@ -186,7 +178,6 @@
           <w:bCs/>
         </w:rPr>
       </w:pPr>
-      <w:proofErr w:type="spellStart"/>
       <w:r>
         <w:rPr>
           <w:b/>
@@ -194,7 +185,6 @@
         </w:rPr>
         <w:t>Comparators</w:t>
       </w:r>
-      <w:proofErr w:type="spellEnd"/>
     </w:p>
     <w:p>
       <w:pPr>
@@ -214,6 +204,9 @@
         <w:jc w:val="both"/>
       </w:pPr>
       <w:r>
+        <w:rPr>
+          <w:noProof/>
+        </w:rPr>
         <w:drawing>
           <wp:inline distT="0" distB="0" distL="0" distR="0" wp14:anchorId="286721D3" wp14:editId="0CCF7295">
             <wp:extent cx="3362794" cy="3505689"/>
@@ -264,7 +257,6 @@
           <w:bCs/>
         </w:rPr>
       </w:pPr>
-      <w:proofErr w:type="spellStart"/>
       <w:r>
         <w:rPr>
           <w:b/>
@@ -272,7 +264,6 @@
         </w:rPr>
         <w:t>Rules</w:t>
       </w:r>
-      <w:proofErr w:type="spellEnd"/>
     </w:p>
     <w:p>
       <w:pPr>
@@ -289,6 +280,9 @@
         <w:jc w:val="both"/>
       </w:pPr>
       <w:r>
+        <w:rPr>
+          <w:noProof/>
+        </w:rPr>
         <w:lastRenderedPageBreak/>
         <w:drawing>
           <wp:inline distT="0" distB="0" distL="0" distR="0" wp14:anchorId="63845CA3" wp14:editId="2CEF3882">
@@ -340,7 +334,6 @@
           <w:bCs/>
         </w:rPr>
       </w:pPr>
-      <w:proofErr w:type="spellStart"/>
       <w:r>
         <w:rPr>
           <w:b/>
@@ -348,7 +341,6 @@
         </w:rPr>
         <w:t>Engines</w:t>
       </w:r>
-      <w:proofErr w:type="spellEnd"/>
     </w:p>
     <w:p>
       <w:pPr>
@@ -365,6 +357,9 @@
         <w:jc w:val="both"/>
       </w:pPr>
       <w:r>
+        <w:rPr>
+          <w:noProof/>
+        </w:rPr>
         <w:drawing>
           <wp:inline distT="0" distB="0" distL="0" distR="0" wp14:anchorId="361D37E2" wp14:editId="0A28BCBE">
             <wp:extent cx="5400040" cy="2315210"/>
